--- a/doc/Корнелюк ТЗ.docx
+++ b/doc/Корнелюк ТЗ.docx
@@ -81,13 +81,8 @@
             <w:gridSpan w:val="2"/>
           </w:tcPr>
           <w:p>
-            <w:proofErr w:type="spellStart"/>
-            <w:r>
-              <w:t>Факультет</w:t>
-            </w:r>
-            <w:proofErr w:type="spellEnd"/>
-            <w:r>
-              <w:t xml:space="preserve">     </w:t>
+            <w:r>
+              <w:t xml:space="preserve">Факультет     </w:t>
             </w:r>
           </w:p>
         </w:tc>
@@ -114,11 +109,9 @@
             <w:gridSpan w:val="3"/>
           </w:tcPr>
           <w:p>
-            <w:proofErr w:type="spellStart"/>
             <w:r>
               <w:t>Кафедра</w:t>
             </w:r>
-            <w:proofErr w:type="spellEnd"/>
           </w:p>
         </w:tc>
         <w:tc>
@@ -223,19 +216,9 @@
             <w:gridSpan w:val="4"/>
           </w:tcPr>
           <w:p>
-            <w:proofErr w:type="spellStart"/>
-            <w:r>
-              <w:t>Зав</w:t>
-            </w:r>
-            <w:proofErr w:type="spellEnd"/>
-            <w:r>
-              <w:t xml:space="preserve">. </w:t>
-            </w:r>
-            <w:proofErr w:type="spellStart"/>
-            <w:r>
-              <w:t>кафедрой</w:t>
-            </w:r>
-            <w:proofErr w:type="spellEnd"/>
+            <w:r>
+              <w:t>Зав. кафедрой</w:t>
+            </w:r>
           </w:p>
         </w:tc>
         <w:tc>
@@ -293,15 +276,7 @@
               <w:jc w:val="center"/>
             </w:pPr>
             <w:r>
-              <w:t>(</w:t>
-            </w:r>
-            <w:proofErr w:type="spellStart"/>
-            <w:r>
-              <w:t>подпись</w:t>
-            </w:r>
-            <w:proofErr w:type="spellEnd"/>
-            <w:r>
-              <w:t>)</w:t>
+              <w:t>(подпись)</w:t>
             </w:r>
           </w:p>
         </w:tc>
@@ -446,13 +421,8 @@
                 <w:lang w:val="ru-RU"/>
               </w:rPr>
             </w:pPr>
-            <w:proofErr w:type="spellStart"/>
-            <w:r>
-              <w:t>по</w:t>
-            </w:r>
-            <w:proofErr w:type="spellEnd"/>
-            <w:r>
-              <w:t xml:space="preserve"> </w:t>
+            <w:r>
+              <w:t xml:space="preserve">по </w:t>
             </w:r>
             <w:r>
               <w:rPr>
@@ -520,15 +490,7 @@
               <w:ind w:right="-227"/>
             </w:pPr>
             <w:r>
-              <w:t xml:space="preserve">1. </w:t>
-            </w:r>
-            <w:proofErr w:type="spellStart"/>
-            <w:r>
-              <w:t>Тема</w:t>
-            </w:r>
-            <w:proofErr w:type="spellEnd"/>
-            <w:r>
-              <w:t xml:space="preserve"> проекта</w:t>
+              <w:t>1. Тема проекта</w:t>
             </w:r>
           </w:p>
         </w:tc>
@@ -652,6 +614,12 @@
               <w:rPr>
                 <w:lang w:val="ru-RU"/>
               </w:rPr>
+              <w:t>0</w:t>
+            </w:r>
+            <w:r>
+              <w:rPr>
+                <w:lang w:val="ru-RU"/>
+              </w:rPr>
               <w:t>1.05.2026</w:t>
             </w:r>
           </w:p>
@@ -1830,31 +1798,25 @@
               <w:rPr>
                 <w:lang w:val="ru-RU"/>
               </w:rPr>
-              <w:t xml:space="preserve">  Структурная схема системы управления с П-регуляторами (</w:t>
-            </w:r>
-            <w:r>
-              <w:rPr>
-                <w:lang w:val="ru-RU"/>
-              </w:rPr>
-              <w:t>чертеж</w:t>
-            </w:r>
-            <w:r>
-              <w:rPr>
-                <w:lang w:val="ru-RU"/>
-              </w:rPr>
-              <w:t xml:space="preserve"> – формат А</w:t>
-            </w:r>
-            <w:r>
-              <w:rPr>
-                <w:lang w:val="ru-RU"/>
-              </w:rPr>
-              <w:t>4</w:t>
-            </w:r>
-            <w:r>
-              <w:rPr>
-                <w:lang w:val="ru-RU"/>
-              </w:rPr>
-              <w:t>)</w:t>
+              <w:t xml:space="preserve">  Структурная схема системы управления</w:t>
+            </w:r>
+            <w:r>
+              <w:rPr>
+                <w:lang w:val="ru-RU"/>
+              </w:rPr>
+              <w:t xml:space="preserve"> </w:t>
+            </w:r>
+            <w:r>
+              <w:rPr>
+                <w:lang w:val="ru-RU"/>
+              </w:rPr>
+              <w:t>–</w:t>
+            </w:r>
+            <w:r>
+              <w:rPr>
+                <w:lang w:val="ru-RU"/>
+              </w:rPr>
+              <w:t xml:space="preserve"> Чертеж, формат А4.</w:t>
             </w:r>
           </w:p>
         </w:tc>
@@ -1885,13 +1847,25 @@
               <w:rPr>
                 <w:lang w:val="ru-RU"/>
               </w:rPr>
-              <w:t xml:space="preserve"> Алгоритмы движения по заданным траекториям (чертеж – формат А4)</w:t>
-            </w:r>
-            <w:r>
-              <w:rPr>
-                <w:lang w:val="ru-RU"/>
-              </w:rPr>
-              <w:t xml:space="preserve">   </w:t>
+              <w:t xml:space="preserve"> Алгоритмы движения по заданным траекториям</w:t>
+            </w:r>
+            <w:r>
+              <w:rPr>
+                <w:lang w:val="ru-RU"/>
+              </w:rPr>
+              <w:t xml:space="preserve">  </w:t>
+            </w:r>
+            <w:r>
+              <w:rPr>
+                <w:lang w:val="ru-RU"/>
+              </w:rPr>
+              <w:t>–</w:t>
+            </w:r>
+            <w:r>
+              <w:rPr>
+                <w:lang w:val="ru-RU"/>
+              </w:rPr>
+              <w:t xml:space="preserve"> Чертеж, формат А4.</w:t>
             </w:r>
           </w:p>
         </w:tc>
@@ -1916,19 +1890,25 @@
               <w:rPr>
                 <w:lang w:val="ru-RU"/>
               </w:rPr>
-              <w:t xml:space="preserve">  Графики заданных и реальных траекторий движения (плакат – формат А</w:t>
-            </w:r>
-            <w:r>
-              <w:rPr>
-                <w:lang w:val="ru-RU"/>
-              </w:rPr>
-              <w:t>4</w:t>
-            </w:r>
-            <w:r>
-              <w:rPr>
-                <w:lang w:val="ru-RU"/>
-              </w:rPr>
-              <w:t>)</w:t>
+              <w:t xml:space="preserve">  Графики заданных и реальных траекторий движени</w:t>
+            </w:r>
+            <w:r>
+              <w:rPr>
+                <w:lang w:val="ru-RU"/>
+              </w:rPr>
+              <w:t xml:space="preserve"> </w:t>
+            </w:r>
+            <w:r>
+              <w:rPr>
+                <w:lang w:val="ru-RU"/>
+              </w:rPr>
+              <w:t>–</w:t>
+            </w:r>
+            <w:r>
+              <w:rPr>
+                <w:lang w:val="ru-RU"/>
+              </w:rPr>
+              <w:t xml:space="preserve"> Плакат, формат А4.</w:t>
             </w:r>
           </w:p>
         </w:tc>
@@ -1980,19 +1960,25 @@
               <w:rPr>
                 <w:lang w:val="ru-RU"/>
               </w:rPr>
-              <w:t xml:space="preserve"> с движущимся аппаратом на разных этапах миссии (плакат – формат А</w:t>
-            </w:r>
-            <w:r>
-              <w:rPr>
-                <w:lang w:val="ru-RU"/>
-              </w:rPr>
-              <w:t>4</w:t>
-            </w:r>
-            <w:r>
-              <w:rPr>
-                <w:lang w:val="ru-RU"/>
-              </w:rPr>
-              <w:t>)</w:t>
+              <w:t xml:space="preserve"> с движущимся аппаратом на разных этапах миссии</w:t>
+            </w:r>
+            <w:r>
+              <w:rPr>
+                <w:lang w:val="ru-RU"/>
+              </w:rPr>
+              <w:t xml:space="preserve"> </w:t>
+            </w:r>
+            <w:r>
+              <w:rPr>
+                <w:lang w:val="ru-RU"/>
+              </w:rPr>
+              <w:t>–</w:t>
+            </w:r>
+            <w:r>
+              <w:rPr>
+                <w:lang w:val="ru-RU"/>
+              </w:rPr>
+              <w:t xml:space="preserve"> Плакат, формат А4.</w:t>
             </w:r>
           </w:p>
         </w:tc>
@@ -2655,15 +2641,7 @@
               <w:jc w:val="center"/>
             </w:pPr>
             <w:r>
-              <w:t>(</w:t>
-            </w:r>
-            <w:proofErr w:type="spellStart"/>
-            <w:r>
-              <w:t>подпись</w:t>
-            </w:r>
-            <w:proofErr w:type="spellEnd"/>
-            <w:r>
-              <w:t>)</w:t>
+              <w:t>(подпись)</w:t>
             </w:r>
           </w:p>
         </w:tc>
@@ -2788,15 +2766,7 @@
           </w:tcPr>
           <w:p>
             <w:r>
-              <w:t>(</w:t>
-            </w:r>
-            <w:proofErr w:type="spellStart"/>
-            <w:r>
-              <w:t>подпись</w:t>
-            </w:r>
-            <w:proofErr w:type="spellEnd"/>
-            <w:r>
-              <w:t xml:space="preserve"> студента)</w:t>
+              <w:t>(подпись студента)</w:t>
             </w:r>
           </w:p>
         </w:tc>
